--- a/Данные для входа.docx
+++ b/Данные для входа.docx
@@ -875,6 +875,26 @@
         </w:rPr>
         <w:t>Sport</w:t>
       </w:r>
+    </w:p>
+    <w:p>
+      <w:pPr>
+        <w:pStyle w:val="2"/>
+        <w:ind w:left="-567"/>
+        <w:rPr>
+          <w:b w:val="0"/>
+          <w:sz w:val="24"/>
+        </w:rPr>
+      </w:pPr>
+    </w:p>
+    <w:p>
+      <w:pPr>
+        <w:pStyle w:val="2"/>
+        <w:ind w:left="-567"/>
+        <w:rPr>
+          <w:b w:val="0"/>
+          <w:sz w:val="24"/>
+        </w:rPr>
+      </w:pPr>
       <w:bookmarkStart w:id="0" w:name="_GoBack"/>
       <w:bookmarkEnd w:id="0"/>
     </w:p>
